--- a/templates/AR/KSA/POA_DM.docx
+++ b/templates/AR/KSA/POA_DM.docx
@@ -1400,17 +1400,6 @@
           <w:szCs w:val="24"/>
         </w:rPr>
       </w:pPr>
-    </w:p>
-    <w:p>
-      <w:pPr>
-        <w:pStyle w:val="NoSpacing"/>
-        <w:jc w:val="both"/>
-        <w:rPr>
-          <w:rFonts w:ascii="Times New Roman" w:hAnsi="Times New Roman" w:cs="Times New Roman"/>
-          <w:sz w:val="24"/>
-          <w:szCs w:val="24"/>
-        </w:rPr>
-      </w:pPr>
       <w:r>
         <w:rPr>
           <w:rFonts w:ascii="Times New Roman" w:hAnsi="Times New Roman" w:cs="Times New Roman"/>
@@ -1418,8 +1407,80 @@
           <w:sz w:val="24"/>
           <w:szCs w:val="24"/>
         </w:rPr>
+        <w:pict w14:anchorId="174E44D0">
+          <v:rect id="_x0000_s1027" style="position:absolute;left:0;text-align:left;margin-left:76.15pt;margin-top:12.9pt;width:117.85pt;height:67.75pt;z-index:251666944;mso-position-horizontal-relative:text;mso-position-vertical-relative:text" fillcolor="#4472c4 [3204]" stroked="f">
+            <v:textbox style="mso-next-textbox:#_x0000_s1027">
+              <w:txbxContent>
+                <w:p>
+                  <w:pPr>
+                    <w:rPr>
+                      <w:lang w:val="en-IN"/>
+                    </w:rPr>
+                  </w:pPr>
+                  <w:r>
+                    <w:rPr>
+                      <w:lang w:val="en-IN"/>
+                    </w:rPr>
+                    <w:t>{{SPONSOR_SIGNATURE}}</w:t>
+                  </w:r>
+                </w:p>
+                <w:p/>
+              </w:txbxContent>
+            </v:textbox>
+          </v:rect>
+        </w:pict>
+      </w:r>
+      <w:r>
+        <w:rPr>
+          <w:rFonts w:ascii="Times New Roman" w:hAnsi="Times New Roman" w:cs="Times New Roman"/>
+          <w:noProof/>
+          <w:sz w:val="24"/>
+          <w:szCs w:val="24"/>
+        </w:rPr>
+        <w:pict w14:anchorId="66949239">
+          <v:rect id="_x0000_s1026" style="position:absolute;left:0;text-align:left;margin-left:72.5pt;margin-top:9.7pt;width:125.95pt;height:74.85pt;z-index:251665920;mso-position-horizontal-relative:text;mso-position-vertical-relative:text">
+            <v:textbox style="mso-next-textbox:#_x0000_s1026">
+              <w:txbxContent>
+                <w:p>
+                  <w:pPr>
+                    <w:rPr>
+                      <w:lang w:val="en-IN"/>
+                    </w:rPr>
+                  </w:pPr>
+                  <w:proofErr w:type="spellStart"/>
+                  <w:r>
+                    <w:rPr>
+                      <w:lang w:val="en-IN"/>
+                    </w:rPr>
+                    <w:t>BoarderBoX</w:t>
+                  </w:r>
+                  <w:proofErr w:type="spellEnd"/>
+                </w:p>
+              </w:txbxContent>
+            </v:textbox>
+          </v:rect>
+        </w:pict>
+      </w:r>
+    </w:p>
+    <w:p>
+      <w:pPr>
+        <w:pStyle w:val="NoSpacing"/>
+        <w:jc w:val="both"/>
+        <w:rPr>
+          <w:rFonts w:ascii="Times New Roman" w:hAnsi="Times New Roman" w:cs="Times New Roman"/>
+          <w:sz w:val="24"/>
+          <w:szCs w:val="24"/>
+        </w:rPr>
+      </w:pPr>
+      <w:r>
+        <w:rPr>
+          <w:rFonts w:ascii="Times New Roman" w:hAnsi="Times New Roman" w:cs="Times New Roman"/>
+          <w:noProof/>
+          <w:sz w:val="24"/>
+          <w:szCs w:val="24"/>
+        </w:rPr>
         <w:drawing>
-          <wp:anchor distT="0" distB="0" distL="114300" distR="114300" simplePos="0" relativeHeight="251662848" behindDoc="0" locked="0" layoutInCell="1" allowOverlap="1" wp14:anchorId="3301D3F8" wp14:editId="682DAA42">
+          <wp:anchor distT="0" distB="0" distL="114300" distR="114300" simplePos="0" relativeHeight="251658752" behindDoc="0" locked="0" layoutInCell="1" allowOverlap="1" wp14:anchorId="3301D3F8" wp14:editId="682DAA42">
             <wp:simplePos x="0" y="0"/>
             <wp:positionH relativeFrom="column">
               <wp:posOffset>3797935</wp:posOffset>
@@ -1511,7 +1572,7 @@
           <w:szCs w:val="24"/>
         </w:rPr>
         <w:drawing>
-          <wp:anchor distT="0" distB="0" distL="114300" distR="114300" simplePos="0" relativeHeight="251661824" behindDoc="0" locked="0" layoutInCell="1" allowOverlap="1" wp14:anchorId="3AE985A9" wp14:editId="2BB97C83">
+          <wp:anchor distT="0" distB="0" distL="114300" distR="114300" simplePos="0" relativeHeight="251656704" behindDoc="0" locked="0" layoutInCell="1" allowOverlap="1" wp14:anchorId="3AE985A9" wp14:editId="2BB97C83">
             <wp:simplePos x="0" y="0"/>
             <wp:positionH relativeFrom="column">
               <wp:posOffset>3994150</wp:posOffset>
@@ -2210,7 +2271,7 @@
           <w:szCs w:val="24"/>
         </w:rPr>
         <w:drawing>
-          <wp:anchor distT="0" distB="0" distL="114300" distR="114300" simplePos="0" relativeHeight="251664896" behindDoc="0" locked="0" layoutInCell="1" allowOverlap="1" wp14:anchorId="05EA7872" wp14:editId="0F1B7280">
+          <wp:anchor distT="0" distB="0" distL="114300" distR="114300" simplePos="0" relativeHeight="251659776" behindDoc="0" locked="0" layoutInCell="1" allowOverlap="1" wp14:anchorId="05EA7872" wp14:editId="0F1B7280">
             <wp:simplePos x="0" y="0"/>
             <wp:positionH relativeFrom="column">
               <wp:posOffset>4112260</wp:posOffset>
@@ -2283,6 +2344,37 @@
           <w:szCs w:val="24"/>
         </w:rPr>
       </w:pPr>
+      <w:r>
+        <w:rPr>
+          <w:rFonts w:ascii="Times New Roman" w:hAnsi="Times New Roman" w:cs="Times New Roman"/>
+          <w:noProof/>
+          <w:sz w:val="24"/>
+          <w:szCs w:val="24"/>
+        </w:rPr>
+        <w:pict w14:anchorId="66949239">
+          <v:rect id="_x0000_s1028" style="position:absolute;left:0;text-align:left;margin-left:11.6pt;margin-top:18.9pt;width:125.95pt;height:74.85pt;z-index:251667968;mso-position-horizontal-relative:text;mso-position-vertical-relative:text">
+            <v:textbox style="mso-next-textbox:#_x0000_s1028">
+              <w:txbxContent>
+                <w:p>
+                  <w:pPr>
+                    <w:rPr>
+                      <w:lang w:val="en-IN"/>
+                    </w:rPr>
+                  </w:pPr>
+                  <w:proofErr w:type="spellStart"/>
+                  <w:r>
+                    <w:rPr>
+                      <w:lang w:val="en-IN"/>
+                    </w:rPr>
+                    <w:t>BoarderBoX</w:t>
+                  </w:r>
+                  <w:proofErr w:type="spellEnd"/>
+                </w:p>
+              </w:txbxContent>
+            </v:textbox>
+          </v:rect>
+        </w:pict>
+      </w:r>
       <w:r>
         <w:rPr>
           <w:rFonts w:ascii="Times New Roman" w:hAnsi="Times New Roman" w:cs="Times New Roman"/>
@@ -2364,6 +2456,36 @@
           <w:szCs w:val="24"/>
         </w:rPr>
       </w:pPr>
+      <w:r>
+        <w:rPr>
+          <w:rFonts w:ascii="Times New Roman" w:hAnsi="Times New Roman" w:cs="Times New Roman"/>
+          <w:noProof/>
+          <w:sz w:val="24"/>
+          <w:szCs w:val="24"/>
+        </w:rPr>
+        <w:pict w14:anchorId="174E44D0">
+          <v:rect id="_x0000_s1029" style="position:absolute;left:0;text-align:left;margin-left:17.85pt;margin-top:1.85pt;width:113.6pt;height:65.15pt;z-index:251668992;mso-position-horizontal-relative:text;mso-position-vertical-relative:text" fillcolor="#4472c4 [3204]" stroked="f">
+            <v:textbox style="mso-next-textbox:#_x0000_s1029">
+              <w:txbxContent>
+                <w:p>
+                  <w:pPr>
+                    <w:rPr>
+                      <w:lang w:val="en-IN"/>
+                    </w:rPr>
+                  </w:pPr>
+                  <w:r>
+                    <w:rPr>
+                      <w:lang w:val="en-IN"/>
+                    </w:rPr>
+                    <w:t>{{SPONSOR_SIGNATURE}}</w:t>
+                  </w:r>
+                </w:p>
+                <w:p/>
+              </w:txbxContent>
+            </v:textbox>
+          </v:rect>
+        </w:pict>
+      </w:r>
     </w:p>
     <w:p>
       <w:pPr>
